--- a/26.07.21.docx
+++ b/26.07.21.docx
@@ -1492,6 +1492,11 @@
       </w:r>
     </w:p>
     <w:p>
+      <w:pPr>
+        <w:rPr>
+          <w:noProof/>
+        </w:rPr>
+      </w:pPr>
       <w:r>
         <w:rPr>
           <w:noProof/>
@@ -1533,6 +1538,16 @@
         </w:drawing>
       </w:r>
     </w:p>
+    <w:p/>
+    <w:p/>
+    <w:p>
+      <w:r>
+        <w:rPr>
+          <w:rFonts w:hint="eastAsia"/>
+        </w:rPr>
+        <w:t>시험 나온다.</w:t>
+      </w:r>
+    </w:p>
     <w:p>
       <w:r>
         <w:rPr>
@@ -2109,6 +2124,9 @@
     </w:p>
     <w:p>
       <w:r>
+        <w:rPr>
+          <w:noProof/>
+        </w:rPr>
         <w:drawing>
           <wp:inline distT="0" distB="0" distL="0" distR="0" wp14:anchorId="581ABEFD" wp14:editId="151DE1BB">
             <wp:extent cx="3877216" cy="1495634"/>
@@ -2148,6 +2166,9 @@
     </w:p>
     <w:p>
       <w:r>
+        <w:rPr>
+          <w:noProof/>
+        </w:rPr>
         <w:lastRenderedPageBreak/>
         <w:drawing>
           <wp:inline distT="0" distB="0" distL="0" distR="0" wp14:anchorId="5A50E7FA" wp14:editId="6CE04ACB">
@@ -2188,6 +2209,9 @@
     </w:p>
     <w:p>
       <w:r>
+        <w:rPr>
+          <w:noProof/>
+        </w:rPr>
         <w:drawing>
           <wp:inline distT="0" distB="0" distL="0" distR="0" wp14:anchorId="17824A6B" wp14:editId="7C6DB905">
             <wp:extent cx="5010849" cy="1305107"/>
@@ -2227,6 +2251,9 @@
     </w:p>
     <w:p>
       <w:r>
+        <w:rPr>
+          <w:noProof/>
+        </w:rPr>
         <w:drawing>
           <wp:inline distT="0" distB="0" distL="0" distR="0" wp14:anchorId="27B026DD" wp14:editId="2BCFA23C">
             <wp:extent cx="4353533" cy="2305372"/>
@@ -2266,6 +2293,9 @@
     </w:p>
     <w:p>
       <w:r>
+        <w:rPr>
+          <w:noProof/>
+        </w:rPr>
         <w:drawing>
           <wp:inline distT="0" distB="0" distL="0" distR="0" wp14:anchorId="6CD89AE6" wp14:editId="4CBB5467">
             <wp:extent cx="4772691" cy="1228896"/>
@@ -2304,12 +2334,10 @@
       </w:r>
     </w:p>
     <w:p>
-      <w:pPr>
-        <w:rPr>
-          <w:rFonts w:hint="eastAsia"/>
-        </w:rPr>
-      </w:pPr>
-      <w:r>
+      <w:r>
+        <w:rPr>
+          <w:noProof/>
+        </w:rPr>
         <w:drawing>
           <wp:anchor distT="0" distB="0" distL="114300" distR="114300" simplePos="0" relativeHeight="251658240" behindDoc="0" locked="0" layoutInCell="1" allowOverlap="1" wp14:anchorId="03DC7DB1" wp14:editId="4183EB6E">
             <wp:simplePos x="914400" y="7743825"/>
@@ -2361,42 +2389,33 @@
         </w:drawing>
       </w:r>
     </w:p>
-    <w:p>
-      <w:pPr>
+    <w:p/>
+    <w:p/>
+    <w:p>
+      <w:r>
+        <w:br w:type="textWrapping" w:clear="all"/>
+      </w:r>
+      <w:r>
         <w:rPr>
           <w:rFonts w:hint="eastAsia"/>
         </w:rPr>
-      </w:pPr>
-    </w:p>
-    <w:p>
-      <w:pPr>
+        <w:t xml:space="preserve">람다는 </w:t>
+      </w:r>
+      <w:r>
+        <w:t>1</w:t>
+      </w:r>
+      <w:r>
         <w:rPr>
           <w:rFonts w:hint="eastAsia"/>
         </w:rPr>
-      </w:pPr>
-    </w:p>
-    <w:p>
-      <w:r>
-        <w:br w:type="textWrapping" w:clear="all"/>
-      </w:r>
-      <w:r>
-        <w:rPr>
-          <w:rFonts w:hint="eastAsia"/>
-        </w:rPr>
-        <w:t xml:space="preserve">람다는 </w:t>
-      </w:r>
-      <w:r>
-        <w:t>1</w:t>
-      </w:r>
-      <w:r>
-        <w:rPr>
-          <w:rFonts w:hint="eastAsia"/>
-        </w:rPr>
         <w:t>회용</w:t>
       </w:r>
     </w:p>
     <w:p>
       <w:r>
+        <w:rPr>
+          <w:noProof/>
+        </w:rPr>
         <w:lastRenderedPageBreak/>
         <w:drawing>
           <wp:inline distT="0" distB="0" distL="0" distR="0" wp14:anchorId="70B6CCDD" wp14:editId="2FDE1CAB">
@@ -2437,6 +2456,9 @@
     </w:p>
     <w:p>
       <w:r>
+        <w:rPr>
+          <w:noProof/>
+        </w:rPr>
         <w:drawing>
           <wp:inline distT="0" distB="0" distL="0" distR="0" wp14:anchorId="24B4D2A1" wp14:editId="48011FFD">
             <wp:extent cx="2829320" cy="1133633"/>
@@ -2475,12 +2497,10 @@
       </w:r>
     </w:p>
     <w:p>
-      <w:pPr>
-        <w:rPr>
-          <w:rFonts w:hint="eastAsia"/>
-        </w:rPr>
-      </w:pPr>
-      <w:r>
+      <w:r>
+        <w:rPr>
+          <w:noProof/>
+        </w:rPr>
         <w:drawing>
           <wp:inline distT="0" distB="0" distL="0" distR="0" wp14:anchorId="7282A0A5" wp14:editId="1859BD4D">
             <wp:extent cx="5115639" cy="2362530"/>
@@ -2519,12 +2539,10 @@
       </w:r>
     </w:p>
     <w:p>
-      <w:pPr>
-        <w:rPr>
-          <w:rFonts w:hint="eastAsia"/>
-        </w:rPr>
-      </w:pPr>
-      <w:r>
+      <w:r>
+        <w:rPr>
+          <w:noProof/>
+        </w:rPr>
         <w:lastRenderedPageBreak/>
         <w:drawing>
           <wp:inline distT="0" distB="0" distL="0" distR="0" wp14:anchorId="7F68050C" wp14:editId="5496AC66">
@@ -2573,6 +2591,9 @@
         <w:tab/>
       </w:r>
       <w:r>
+        <w:rPr>
+          <w:noProof/>
+        </w:rPr>
         <w:drawing>
           <wp:inline distT="0" distB="0" distL="0" distR="0" wp14:anchorId="5B8CD0C9" wp14:editId="44328483">
             <wp:extent cx="4096322" cy="2457793"/>
@@ -2615,8 +2636,14 @@
         <w:tabs>
           <w:tab w:val="left" w:pos="7635"/>
         </w:tabs>
+        <w:rPr>
+          <w:noProof/>
+        </w:rPr>
       </w:pPr>
       <w:r>
+        <w:rPr>
+          <w:noProof/>
+        </w:rPr>
         <w:drawing>
           <wp:inline distT="0" distB="0" distL="0" distR="0" wp14:anchorId="41D38D41" wp14:editId="6BDEC2BD">
             <wp:extent cx="3067478" cy="1552792"/>
@@ -2653,6 +2680,61 @@
           </wp:inline>
         </w:drawing>
       </w:r>
+    </w:p>
+    <w:p/>
+    <w:p>
+      <w:pPr>
+        <w:rPr>
+          <w:noProof/>
+        </w:rPr>
+      </w:pPr>
+    </w:p>
+    <w:p>
+      <w:r>
+        <w:lastRenderedPageBreak/>
+        <w:drawing>
+          <wp:inline distT="0" distB="0" distL="0" distR="0" wp14:anchorId="37ADEEF9" wp14:editId="26B58B51">
+            <wp:extent cx="5096586" cy="2505425"/>
+            <wp:effectExtent l="0" t="0" r="0" b="9525"/>
+            <wp:docPr id="59" name="그림 59"/>
+            <wp:cNvGraphicFramePr>
+              <a:graphicFrameLocks xmlns:a="http://schemas.openxmlformats.org/drawingml/2006/main" noChangeAspect="1"/>
+            </wp:cNvGraphicFramePr>
+            <a:graphic xmlns:a="http://schemas.openxmlformats.org/drawingml/2006/main">
+              <a:graphicData uri="http://schemas.openxmlformats.org/drawingml/2006/picture">
+                <pic:pic xmlns:pic="http://schemas.openxmlformats.org/drawingml/2006/picture">
+                  <pic:nvPicPr>
+                    <pic:cNvPr id="1" name=""/>
+                    <pic:cNvPicPr/>
+                  </pic:nvPicPr>
+                  <pic:blipFill>
+                    <a:blip r:embed="rId63"/>
+                    <a:stretch>
+                      <a:fillRect/>
+                    </a:stretch>
+                  </pic:blipFill>
+                  <pic:spPr>
+                    <a:xfrm>
+                      <a:off x="0" y="0"/>
+                      <a:ext cx="5096586" cy="2505425"/>
+                    </a:xfrm>
+                    <a:prstGeom prst="rect">
+                      <a:avLst/>
+                    </a:prstGeom>
+                  </pic:spPr>
+                </pic:pic>
+              </a:graphicData>
+            </a:graphic>
+          </wp:inline>
+        </w:drawing>
+      </w:r>
+    </w:p>
+    <w:p>
+      <w:pPr>
+        <w:rPr>
+          <w:rFonts w:hint="eastAsia"/>
+        </w:rPr>
+      </w:pPr>
     </w:p>
     <w:sectPr>
       <w:pgSz w:w="11906" w:h="16838"/>
